--- a/public/templates/報告書.docx
+++ b/public/templates/報告書.docx
@@ -1,6 +1,6 @@
 
 <file path=word/document.xml><?xml version="1.0" encoding="utf-8"?>
-<w:document xmlns:wpc="http://schemas.microsoft.com/office/word/2010/wordprocessingCanvas" xmlns:cx="http://schemas.microsoft.com/office/drawing/2014/chartex" xmlns:cx1="http://schemas.microsoft.com/office/drawing/2015/9/8/chartex" xmlns:cx2="http://schemas.microsoft.com/office/drawing/2015/10/21/chartex" xmlns:cx3="http://schemas.microsoft.com/office/drawing/2016/5/9/chartex" xmlns:cx4="http://schemas.microsoft.com/office/drawing/2016/5/10/chartex" xmlns:cx5="http://schemas.microsoft.com/office/drawing/2016/5/11/chartex" xmlns:cx6="http://schemas.microsoft.com/office/drawing/2016/5/12/chartex" xmlns:cx7="http://schemas.microsoft.com/office/drawing/2016/5/13/chartex" xmlns:cx8="http://schemas.microsoft.com/office/drawing/2016/5/14/chartex" xmlns:mc="http://schemas.openxmlformats.org/markup-compatibility/2006" xmlns:aink="http://schemas.microsoft.com/office/drawing/2016/ink" xmlns:am3d="http://schemas.microsoft.com/office/drawing/2017/model3d" xmlns:o="urn:schemas-microsoft-com:office:office" xmlns:oel="http://schemas.microsoft.com/office/2019/extlst" xmlns:r="http://schemas.openxmlformats.org/officeDocument/2006/relationships" xmlns:m="http://schemas.openxmlformats.org/officeDocument/2006/math" xmlns:v="urn:schemas-microsoft-com:vml" xmlns:wp14="http://schemas.microsoft.com/office/word/2010/wordprocessingDrawing" xmlns:wp="http://schemas.openxmlformats.org/drawingml/2006/wordprocessingDrawing" xmlns:w10="urn:schemas-microsoft-com:office:word" xmlns:w="http://schemas.openxmlformats.org/wordprocessingml/2006/main" xmlns:w14="http://schemas.microsoft.com/office/word/2010/wordml" xmlns:w15="http://schemas.microsoft.com/office/word/2012/wordml" xmlns:w16cex="http://schemas.microsoft.com/office/word/2018/wordml/cex" xmlns:w16cid="http://schemas.microsoft.com/office/word/2016/wordml/cid" xmlns:w16="http://schemas.microsoft.com/office/word/2018/wordml" xmlns:w16sdtdh="http://schemas.microsoft.com/office/word/2020/wordml/sdtdatahash" xmlns:w16se="http://schemas.microsoft.com/office/word/2015/wordml/symex" xmlns:wpg="http://schemas.microsoft.com/office/word/2010/wordprocessingGroup" xmlns:wpi="http://schemas.microsoft.com/office/word/2010/wordprocessingInk" xmlns:wne="http://schemas.microsoft.com/office/word/2006/wordml" xmlns:wps="http://schemas.microsoft.com/office/word/2010/wordprocessingShape" mc:Ignorable="w14 w15 w16se w16cid w16 w16cex w16sdtdh wp14">
+<w:document xmlns:wpc="http://schemas.microsoft.com/office/word/2010/wordprocessingCanvas" xmlns:cx="http://schemas.microsoft.com/office/drawing/2014/chartex" xmlns:cx1="http://schemas.microsoft.com/office/drawing/2015/9/8/chartex" xmlns:cx2="http://schemas.microsoft.com/office/drawing/2015/10/21/chartex" xmlns:cx3="http://schemas.microsoft.com/office/drawing/2016/5/9/chartex" xmlns:cx4="http://schemas.microsoft.com/office/drawing/2016/5/10/chartex" xmlns:cx5="http://schemas.microsoft.com/office/drawing/2016/5/11/chartex" xmlns:cx6="http://schemas.microsoft.com/office/drawing/2016/5/12/chartex" xmlns:cx7="http://schemas.microsoft.com/office/drawing/2016/5/13/chartex" xmlns:cx8="http://schemas.microsoft.com/office/drawing/2016/5/14/chartex" xmlns:mc="http://schemas.openxmlformats.org/markup-compatibility/2006" xmlns:aink="http://schemas.microsoft.com/office/drawing/2016/ink" xmlns:am3d="http://schemas.microsoft.com/office/drawing/2017/model3d" xmlns:o="urn:schemas-microsoft-com:office:office" xmlns:oel="http://schemas.microsoft.com/office/2019/extlst" xmlns:r="http://schemas.openxmlformats.org/officeDocument/2006/relationships" xmlns:m="http://schemas.openxmlformats.org/officeDocument/2006/math" xmlns:v="urn:schemas-microsoft-com:vml" xmlns:wp14="http://schemas.microsoft.com/office/word/2010/wordprocessingDrawing" xmlns:wp="http://schemas.openxmlformats.org/drawingml/2006/wordprocessingDrawing" xmlns:w10="urn:schemas-microsoft-com:office:word" xmlns:w="http://schemas.openxmlformats.org/wordprocessingml/2006/main" xmlns:w14="http://schemas.microsoft.com/office/word/2010/wordml" xmlns:w15="http://schemas.microsoft.com/office/word/2012/wordml" xmlns:w16cex="http://schemas.microsoft.com/office/word/2018/wordml/cex" xmlns:w16cid="http://schemas.microsoft.com/office/word/2016/wordml/cid" xmlns:w16="http://schemas.microsoft.com/office/word/2018/wordml" xmlns:w16du="http://schemas.microsoft.com/office/word/2023/wordml/word16du" xmlns:w16sdtdh="http://schemas.microsoft.com/office/word/2020/wordml/sdtdatahash" xmlns:w16sdtfl="http://schemas.microsoft.com/office/word/2024/wordml/sdtformatlock" xmlns:w16se="http://schemas.microsoft.com/office/word/2015/wordml/symex" xmlns:wpg="http://schemas.microsoft.com/office/word/2010/wordprocessingGroup" xmlns:wpi="http://schemas.microsoft.com/office/word/2010/wordprocessingInk" xmlns:wne="http://schemas.microsoft.com/office/word/2006/wordml" xmlns:wps="http://schemas.microsoft.com/office/word/2010/wordprocessingShape" mc:Ignorable="w14 w15 w16se w16cid w16 w16cex w16sdtdh w16sdtfl w16du wp14">
   <w:body>
     <w:p>
       <w:pPr>
@@ -43,16 +43,13 @@
         </w:rPr>
         <w:t xml:space="preserve">　</w:t>
       </w:r>
-      <w:permStart w:id="1113025891" w:edGrp="everyone"/>
       <w:r>
         <w:rPr>
-          <w:rFonts w:hint="eastAsia"/>
           <w:sz w:val="24"/>
           <w:szCs w:val="24"/>
         </w:rPr>
-        <w:t>宮﨑英子</w:t>
+        <w:t>{{NAME}}</w:t>
       </w:r>
-      <w:permEnd w:id="1113025891"/>
       <w:r>
         <w:rPr>
           <w:rFonts w:hint="eastAsia"/>
@@ -109,95 +106,10 @@
             </w:pPr>
             <w:r>
               <w:rPr>
-                <w:rFonts w:hint="eastAsia"/>
                 <w:sz w:val="18"/>
                 <w:szCs w:val="18"/>
               </w:rPr>
-              <w:t>令和</w:t>
-            </w:r>
-            <w:permStart w:id="1547595885" w:edGrp="everyone"/>
-            <w:r>
-              <w:rPr>
-                <w:rFonts w:hint="eastAsia"/>
-                <w:sz w:val="18"/>
-                <w:szCs w:val="18"/>
-              </w:rPr>
-              <w:t>5</w:t>
-            </w:r>
-            <w:permEnd w:id="1547595885"/>
-            <w:r>
-              <w:rPr>
-                <w:rFonts w:hint="eastAsia"/>
-                <w:sz w:val="18"/>
-                <w:szCs w:val="18"/>
-              </w:rPr>
-              <w:t xml:space="preserve">年　</w:t>
-            </w:r>
-            <w:sdt>
-              <w:sdtPr>
-                <w:rPr>
-                  <w:rFonts w:hint="eastAsia"/>
-                  <w:sz w:val="18"/>
-                  <w:szCs w:val="18"/>
-                </w:rPr>
-                <w:id w:val="-1312404236"/>
-                <w:placeholder>
-                  <w:docPart w:val="DefaultPlaceholder_-1854013440"/>
-                </w:placeholder>
-              </w:sdtPr>
-              <w:sdtContent>
-                <w:permStart w:id="1946771478" w:edGrp="everyone"/>
-                <w:r>
-                  <w:rPr>
-                    <w:rFonts w:hint="eastAsia"/>
-                    <w:sz w:val="18"/>
-                    <w:szCs w:val="18"/>
-                  </w:rPr>
-                  <w:t>12</w:t>
-                </w:r>
-                <w:permEnd w:id="1946771478"/>
-              </w:sdtContent>
-            </w:sdt>
-            <w:r>
-              <w:rPr>
-                <w:rFonts w:hint="eastAsia"/>
-                <w:sz w:val="18"/>
-                <w:szCs w:val="18"/>
-              </w:rPr>
-              <w:t xml:space="preserve">　月　</w:t>
-            </w:r>
-            <w:sdt>
-              <w:sdtPr>
-                <w:rPr>
-                  <w:rFonts w:hint="eastAsia"/>
-                  <w:sz w:val="18"/>
-                  <w:szCs w:val="18"/>
-                </w:rPr>
-                <w:id w:val="-1805154048"/>
-                <w:placeholder>
-                  <w:docPart w:val="DefaultPlaceholder_-1854013440"/>
-                </w:placeholder>
-              </w:sdtPr>
-              <w:sdtContent>
-                <w:permStart w:id="2034067682" w:edGrp="everyone"/>
-                <w:r>
-                  <w:rPr>
-                    <w:rFonts w:hint="eastAsia"/>
-                    <w:sz w:val="18"/>
-                    <w:szCs w:val="18"/>
-                  </w:rPr>
-                  <w:t>21</w:t>
-                </w:r>
-              </w:sdtContent>
-            </w:sdt>
-            <w:permEnd w:id="2034067682"/>
-            <w:r>
-              <w:rPr>
-                <w:rFonts w:hint="eastAsia"/>
-                <w:sz w:val="18"/>
-                <w:szCs w:val="18"/>
-              </w:rPr>
-              <w:t xml:space="preserve">　日</w:t>
+              <w:t>{{DATE}}</w:t>
             </w:r>
           </w:p>
         </w:tc>
@@ -283,11 +195,10 @@
               <w:sdtContent>
                 <w:r>
                   <w:rPr>
-                    <w:rFonts w:hint="eastAsia"/>
                     <w:sz w:val="20"/>
                     <w:szCs w:val="20"/>
                   </w:rPr>
-                  <w:t>銀行同行、マイナンバーカード申請</w:t>
+                  <w:t>{{CONTENT}}</w:t>
                 </w:r>
                 <w:permEnd w:id="1967086884"/>
               </w:sdtContent>
@@ -334,8 +245,8 @@
                 <w:docPart w:val="DefaultPlaceholder_-1854013440"/>
               </w:placeholder>
             </w:sdtPr>
+            <w:sdtEndPr/>
             <w:sdtContent>
-              <w:permStart w:id="1366719204" w:edGrp="everyone" w:displacedByCustomXml="prev"/>
               <w:p>
                 <w:pPr>
                   <w:rPr>
@@ -345,309 +256,11 @@
                 </w:pPr>
                 <w:r>
                   <w:rPr>
-                    <w:rFonts w:hint="eastAsia"/>
                     <w:sz w:val="24"/>
                     <w:szCs w:val="24"/>
                   </w:rPr>
-                  <w:t>ゆうちょ銀行</w:t>
+                  <w:t>{{NOTE}}</w:t>
                 </w:r>
-                <w:r>
-                  <w:rPr>
-                    <w:rFonts w:hint="eastAsia"/>
-                    <w:sz w:val="24"/>
-                    <w:szCs w:val="24"/>
-                  </w:rPr>
-                  <w:t xml:space="preserve">　宮﨑英子で登録</w:t>
-                </w:r>
-              </w:p>
-              <w:p>
-                <w:pPr>
-                  <w:rPr>
-                    <w:sz w:val="24"/>
-                    <w:szCs w:val="24"/>
-                  </w:rPr>
-                </w:pPr>
-                <w:r>
-                  <w:rPr>
-                    <w:rFonts w:hint="eastAsia"/>
-                    <w:sz w:val="24"/>
-                    <w:szCs w:val="24"/>
-                  </w:rPr>
-                  <w:t>暗証番号再発行　通帳で引き出しできるように</w:t>
-                </w:r>
-              </w:p>
-              <w:p>
-                <w:pPr>
-                  <w:rPr>
-                    <w:sz w:val="24"/>
-                    <w:szCs w:val="24"/>
-                  </w:rPr>
-                </w:pPr>
-                <w:r>
-                  <w:rPr>
-                    <w:rFonts w:hint="eastAsia"/>
-                    <w:sz w:val="24"/>
-                    <w:szCs w:val="24"/>
-                  </w:rPr>
-                  <w:t>年末に簡易書留来るので預かり先を後田郵便局にする</w:t>
-                </w:r>
-              </w:p>
-              <w:p>
-                <w:pPr>
-                  <w:rPr>
-                    <w:sz w:val="24"/>
-                    <w:szCs w:val="24"/>
-                  </w:rPr>
-                </w:pPr>
-                <w:r>
-                  <w:rPr>
-                    <w:rFonts w:hint="eastAsia"/>
-                    <w:sz w:val="24"/>
-                    <w:szCs w:val="24"/>
-                  </w:rPr>
-                  <w:t>受付の人が覚えててくれるので本人行かずに</w:t>
-                </w:r>
-                <w:r>
-                  <w:rPr>
-                    <w:rFonts w:hint="eastAsia"/>
-                    <w:sz w:val="24"/>
-                    <w:szCs w:val="24"/>
-                  </w:rPr>
-                  <w:t>確認できる</w:t>
-                </w:r>
-              </w:p>
-              <w:p>
-                <w:pPr>
-                  <w:rPr>
-                    <w:sz w:val="24"/>
-                    <w:szCs w:val="24"/>
-                  </w:rPr>
-                </w:pPr>
-                <w:r>
-                  <w:rPr>
-                    <w:rFonts w:hint="eastAsia"/>
-                    <w:sz w:val="24"/>
-                    <w:szCs w:val="24"/>
-                  </w:rPr>
-                  <w:t>定期もたんでんが行って普通口座に解約もできる</w:t>
-                </w:r>
-                <w:r>
-                  <w:rPr>
-                    <w:rFonts w:hint="eastAsia"/>
-                    <w:sz w:val="24"/>
-                    <w:szCs w:val="24"/>
-                  </w:rPr>
-                  <w:t>のでそのときにやる</w:t>
-                </w:r>
-              </w:p>
-              <w:p>
-                <w:pPr>
-                  <w:rPr>
-                    <w:sz w:val="24"/>
-                    <w:szCs w:val="24"/>
-                  </w:rPr>
-                </w:pPr>
-              </w:p>
-              <w:p>
-                <w:pPr>
-                  <w:rPr>
-                    <w:sz w:val="24"/>
-                    <w:szCs w:val="24"/>
-                  </w:rPr>
-                </w:pPr>
-                <w:r>
-                  <w:rPr>
-                    <w:rFonts w:hint="eastAsia"/>
-                    <w:sz w:val="24"/>
-                    <w:szCs w:val="24"/>
-                  </w:rPr>
-                  <w:t>にししん</w:t>
-                </w:r>
-                <w:r>
-                  <w:rPr>
-                    <w:rFonts w:hint="eastAsia"/>
-                    <w:sz w:val="24"/>
-                    <w:szCs w:val="24"/>
-                  </w:rPr>
-                  <w:t xml:space="preserve">　宮崎英子（崎で登録）</w:t>
-                </w:r>
-              </w:p>
-              <w:p>
-                <w:pPr>
-                  <w:rPr>
-                    <w:sz w:val="24"/>
-                    <w:szCs w:val="24"/>
-                  </w:rPr>
-                </w:pPr>
-                <w:r>
-                  <w:rPr>
-                    <w:rFonts w:hint="eastAsia"/>
-                    <w:sz w:val="24"/>
-                    <w:szCs w:val="24"/>
-                  </w:rPr>
-                  <w:t>通帳再発行</w:t>
-                </w:r>
-                <w:r>
-                  <w:rPr>
-                    <w:rFonts w:hint="eastAsia"/>
-                    <w:sz w:val="24"/>
-                    <w:szCs w:val="24"/>
-                  </w:rPr>
-                  <w:t xml:space="preserve">　簡易書留正月明け</w:t>
-                </w:r>
-              </w:p>
-              <w:p>
-                <w:pPr>
-                  <w:rPr>
-                    <w:sz w:val="24"/>
-                    <w:szCs w:val="24"/>
-                  </w:rPr>
-                </w:pPr>
-                <w:r>
-                  <w:rPr>
-                    <w:rFonts w:hint="eastAsia"/>
-                    <w:sz w:val="24"/>
-                    <w:szCs w:val="24"/>
-                  </w:rPr>
-                  <w:t>簡易書留来るので再配達指示してたんでんが宮﨑英子自宅で受け取り</w:t>
-                </w:r>
-              </w:p>
-              <w:p>
-                <w:pPr>
-                  <w:rPr>
-                    <w:sz w:val="24"/>
-                    <w:szCs w:val="24"/>
-                  </w:rPr>
-                </w:pPr>
-                <w:r>
-                  <w:rPr>
-                    <w:rFonts w:hint="eastAsia"/>
-                    <w:sz w:val="24"/>
-                    <w:szCs w:val="24"/>
-                  </w:rPr>
-                  <w:t>マイナンバーカードできたら向洋出張所でキャッシュカート再発行と定期の解約を本人連れていく</w:t>
-                </w:r>
-              </w:p>
-              <w:p>
-                <w:pPr>
-                  <w:rPr>
-                    <w:sz w:val="24"/>
-                    <w:szCs w:val="24"/>
-                  </w:rPr>
-                </w:pPr>
-              </w:p>
-              <w:p>
-                <w:pPr>
-                  <w:rPr>
-                    <w:sz w:val="24"/>
-                    <w:szCs w:val="24"/>
-                  </w:rPr>
-                </w:pPr>
-                <w:r>
-                  <w:rPr>
-                    <w:rFonts w:hint="eastAsia"/>
-                    <w:sz w:val="24"/>
-                    <w:szCs w:val="24"/>
-                  </w:rPr>
-                  <w:t>通帳印鑑、自宅のスペアキー預かり</w:t>
-                </w:r>
-              </w:p>
-              <w:p>
-                <w:pPr>
-                  <w:rPr>
-                    <w:sz w:val="24"/>
-                    <w:szCs w:val="24"/>
-                  </w:rPr>
-                </w:pPr>
-              </w:p>
-              <w:p>
-                <w:pPr>
-                  <w:rPr>
-                    <w:sz w:val="24"/>
-                    <w:szCs w:val="24"/>
-                  </w:rPr>
-                </w:pPr>
-                <w:r>
-                  <w:rPr>
-                    <w:rFonts w:hint="eastAsia"/>
-                    <w:sz w:val="24"/>
-                    <w:szCs w:val="24"/>
-                  </w:rPr>
-                  <w:t>マイナンバーカード　ネット申請</w:t>
-                </w:r>
-                <w:r>
-                  <w:rPr>
-                    <w:rFonts w:hint="eastAsia"/>
-                    <w:sz w:val="24"/>
-                    <w:szCs w:val="24"/>
-                  </w:rPr>
-                  <w:t xml:space="preserve">　</w:t>
-                </w:r>
-                <w:r>
-                  <w:rPr>
-                    <w:rFonts w:hint="eastAsia"/>
-                    <w:sz w:val="24"/>
-                    <w:szCs w:val="24"/>
-                  </w:rPr>
-                  <w:t>1</w:t>
-                </w:r>
-                <w:r>
-                  <w:rPr>
-                    <w:rFonts w:hint="eastAsia"/>
-                    <w:sz w:val="24"/>
-                    <w:szCs w:val="24"/>
-                  </w:rPr>
-                  <w:t>か月くらい先</w:t>
-                </w:r>
-              </w:p>
-              <w:p>
-                <w:pPr>
-                  <w:rPr>
-                    <w:sz w:val="24"/>
-                    <w:szCs w:val="24"/>
-                  </w:rPr>
-                </w:pPr>
-                <w:r>
-                  <w:rPr>
-                    <w:rFonts w:hint="eastAsia"/>
-                    <w:sz w:val="24"/>
-                    <w:szCs w:val="24"/>
-                  </w:rPr>
-                  <w:t>配布の手紙届いたら</w:t>
-                </w:r>
-                <w:r>
-                  <w:rPr>
-                    <w:rFonts w:hint="eastAsia"/>
-                    <w:sz w:val="24"/>
-                    <w:szCs w:val="24"/>
-                  </w:rPr>
-                  <w:t>マイナンバーカードセンターに電話して取りに行く支所伝える（</w:t>
-                </w:r>
-                <w:r>
-                  <w:rPr>
-                    <w:rFonts w:hint="eastAsia"/>
-                    <w:sz w:val="24"/>
-                    <w:szCs w:val="24"/>
-                  </w:rPr>
-                  <w:t>吉見支所</w:t>
-                </w:r>
-                <w:r>
-                  <w:rPr>
-                    <w:rFonts w:hint="eastAsia"/>
-                    <w:sz w:val="24"/>
-                    <w:szCs w:val="24"/>
-                  </w:rPr>
-                  <w:t>）</w:t>
-                </w:r>
-              </w:p>
-              <w:permEnd w:id="1366719204"/>
-              <w:p>
-                <w:pPr>
-                  <w:rPr>
-                    <w:sz w:val="24"/>
-                    <w:szCs w:val="24"/>
-                  </w:rPr>
-                </w:pPr>
               </w:p>
               <w:p>
                 <w:pPr>
@@ -780,7 +393,7 @@
 </file>
 
 <file path=word/endnotes.xml><?xml version="1.0" encoding="utf-8"?>
-<w:endnotes xmlns:wpc="http://schemas.microsoft.com/office/word/2010/wordprocessingCanvas" xmlns:cx="http://schemas.microsoft.com/office/drawing/2014/chartex" xmlns:cx1="http://schemas.microsoft.com/office/drawing/2015/9/8/chartex" xmlns:cx2="http://schemas.microsoft.com/office/drawing/2015/10/21/chartex" xmlns:cx3="http://schemas.microsoft.com/office/drawing/2016/5/9/chartex" xmlns:cx4="http://schemas.microsoft.com/office/drawing/2016/5/10/chartex" xmlns:cx5="http://schemas.microsoft.com/office/drawing/2016/5/11/chartex" xmlns:cx6="http://schemas.microsoft.com/office/drawing/2016/5/12/chartex" xmlns:cx7="http://schemas.microsoft.com/office/drawing/2016/5/13/chartex" xmlns:cx8="http://schemas.microsoft.com/office/drawing/2016/5/14/chartex" xmlns:mc="http://schemas.openxmlformats.org/markup-compatibility/2006" xmlns:aink="http://schemas.microsoft.com/office/drawing/2016/ink" xmlns:am3d="http://schemas.microsoft.com/office/drawing/2017/model3d" xmlns:o="urn:schemas-microsoft-com:office:office" xmlns:oel="http://schemas.microsoft.com/office/2019/extlst" xmlns:r="http://schemas.openxmlformats.org/officeDocument/2006/relationships" xmlns:m="http://schemas.openxmlformats.org/officeDocument/2006/math" xmlns:v="urn:schemas-microsoft-com:vml" xmlns:wp14="http://schemas.microsoft.com/office/word/2010/wordprocessingDrawing" xmlns:wp="http://schemas.openxmlformats.org/drawingml/2006/wordprocessingDrawing" xmlns:w10="urn:schemas-microsoft-com:office:word" xmlns:w="http://schemas.openxmlformats.org/wordprocessingml/2006/main" xmlns:w14="http://schemas.microsoft.com/office/word/2010/wordml" xmlns:w15="http://schemas.microsoft.com/office/word/2012/wordml" xmlns:w16cex="http://schemas.microsoft.com/office/word/2018/wordml/cex" xmlns:w16cid="http://schemas.microsoft.com/office/word/2016/wordml/cid" xmlns:w16="http://schemas.microsoft.com/office/word/2018/wordml" xmlns:w16sdtdh="http://schemas.microsoft.com/office/word/2020/wordml/sdtdatahash" xmlns:w16se="http://schemas.microsoft.com/office/word/2015/wordml/symex" xmlns:wpg="http://schemas.microsoft.com/office/word/2010/wordprocessingGroup" xmlns:wpi="http://schemas.microsoft.com/office/word/2010/wordprocessingInk" xmlns:wne="http://schemas.microsoft.com/office/word/2006/wordml" xmlns:wps="http://schemas.microsoft.com/office/word/2010/wordprocessingShape" mc:Ignorable="w14 w15 w16se w16cid w16 w16cex w16sdtdh wp14">
+<w:endnotes xmlns:wpc="http://schemas.microsoft.com/office/word/2010/wordprocessingCanvas" xmlns:cx="http://schemas.microsoft.com/office/drawing/2014/chartex" xmlns:cx1="http://schemas.microsoft.com/office/drawing/2015/9/8/chartex" xmlns:cx2="http://schemas.microsoft.com/office/drawing/2015/10/21/chartex" xmlns:cx3="http://schemas.microsoft.com/office/drawing/2016/5/9/chartex" xmlns:cx4="http://schemas.microsoft.com/office/drawing/2016/5/10/chartex" xmlns:cx5="http://schemas.microsoft.com/office/drawing/2016/5/11/chartex" xmlns:cx6="http://schemas.microsoft.com/office/drawing/2016/5/12/chartex" xmlns:cx7="http://schemas.microsoft.com/office/drawing/2016/5/13/chartex" xmlns:cx8="http://schemas.microsoft.com/office/drawing/2016/5/14/chartex" xmlns:mc="http://schemas.openxmlformats.org/markup-compatibility/2006" xmlns:aink="http://schemas.microsoft.com/office/drawing/2016/ink" xmlns:am3d="http://schemas.microsoft.com/office/drawing/2017/model3d" xmlns:o="urn:schemas-microsoft-com:office:office" xmlns:oel="http://schemas.microsoft.com/office/2019/extlst" xmlns:r="http://schemas.openxmlformats.org/officeDocument/2006/relationships" xmlns:m="http://schemas.openxmlformats.org/officeDocument/2006/math" xmlns:v="urn:schemas-microsoft-com:vml" xmlns:wp14="http://schemas.microsoft.com/office/word/2010/wordprocessingDrawing" xmlns:wp="http://schemas.openxmlformats.org/drawingml/2006/wordprocessingDrawing" xmlns:w10="urn:schemas-microsoft-com:office:word" xmlns:w="http://schemas.openxmlformats.org/wordprocessingml/2006/main" xmlns:w14="http://schemas.microsoft.com/office/word/2010/wordml" xmlns:w15="http://schemas.microsoft.com/office/word/2012/wordml" xmlns:w16cex="http://schemas.microsoft.com/office/word/2018/wordml/cex" xmlns:w16cid="http://schemas.microsoft.com/office/word/2016/wordml/cid" xmlns:w16="http://schemas.microsoft.com/office/word/2018/wordml" xmlns:w16du="http://schemas.microsoft.com/office/word/2023/wordml/word16du" xmlns:w16sdtdh="http://schemas.microsoft.com/office/word/2020/wordml/sdtdatahash" xmlns:w16sdtfl="http://schemas.microsoft.com/office/word/2024/wordml/sdtformatlock" xmlns:w16se="http://schemas.microsoft.com/office/word/2015/wordml/symex" xmlns:wpg="http://schemas.microsoft.com/office/word/2010/wordprocessingGroup" xmlns:wpi="http://schemas.microsoft.com/office/word/2010/wordprocessingInk" xmlns:wne="http://schemas.microsoft.com/office/word/2006/wordml" xmlns:wps="http://schemas.microsoft.com/office/word/2010/wordprocessingShape" mc:Ignorable="w14 w15 w16se w16cid w16 w16cex w16sdtdh w16sdtfl w16du wp14">
   <w:endnote w:type="separator" w:id="-1">
     <w:p>
       <w:r>
@@ -799,7 +412,7 @@
 </file>
 
 <file path=word/footnotes.xml><?xml version="1.0" encoding="utf-8"?>
-<w:footnotes xmlns:wpc="http://schemas.microsoft.com/office/word/2010/wordprocessingCanvas" xmlns:cx="http://schemas.microsoft.com/office/drawing/2014/chartex" xmlns:cx1="http://schemas.microsoft.com/office/drawing/2015/9/8/chartex" xmlns:cx2="http://schemas.microsoft.com/office/drawing/2015/10/21/chartex" xmlns:cx3="http://schemas.microsoft.com/office/drawing/2016/5/9/chartex" xmlns:cx4="http://schemas.microsoft.com/office/drawing/2016/5/10/chartex" xmlns:cx5="http://schemas.microsoft.com/office/drawing/2016/5/11/chartex" xmlns:cx6="http://schemas.microsoft.com/office/drawing/2016/5/12/chartex" xmlns:cx7="http://schemas.microsoft.com/office/drawing/2016/5/13/chartex" xmlns:cx8="http://schemas.microsoft.com/office/drawing/2016/5/14/chartex" xmlns:mc="http://schemas.openxmlformats.org/markup-compatibility/2006" xmlns:aink="http://schemas.microsoft.com/office/drawing/2016/ink" xmlns:am3d="http://schemas.microsoft.com/office/drawing/2017/model3d" xmlns:o="urn:schemas-microsoft-com:office:office" xmlns:oel="http://schemas.microsoft.com/office/2019/extlst" xmlns:r="http://schemas.openxmlformats.org/officeDocument/2006/relationships" xmlns:m="http://schemas.openxmlformats.org/officeDocument/2006/math" xmlns:v="urn:schemas-microsoft-com:vml" xmlns:wp14="http://schemas.microsoft.com/office/word/2010/wordprocessingDrawing" xmlns:wp="http://schemas.openxmlformats.org/drawingml/2006/wordprocessingDrawing" xmlns:w10="urn:schemas-microsoft-com:office:word" xmlns:w="http://schemas.openxmlformats.org/wordprocessingml/2006/main" xmlns:w14="http://schemas.microsoft.com/office/word/2010/wordml" xmlns:w15="http://schemas.microsoft.com/office/word/2012/wordml" xmlns:w16cex="http://schemas.microsoft.com/office/word/2018/wordml/cex" xmlns:w16cid="http://schemas.microsoft.com/office/word/2016/wordml/cid" xmlns:w16="http://schemas.microsoft.com/office/word/2018/wordml" xmlns:w16sdtdh="http://schemas.microsoft.com/office/word/2020/wordml/sdtdatahash" xmlns:w16se="http://schemas.microsoft.com/office/word/2015/wordml/symex" xmlns:wpg="http://schemas.microsoft.com/office/word/2010/wordprocessingGroup" xmlns:wpi="http://schemas.microsoft.com/office/word/2010/wordprocessingInk" xmlns:wne="http://schemas.microsoft.com/office/word/2006/wordml" xmlns:wps="http://schemas.microsoft.com/office/word/2010/wordprocessingShape" mc:Ignorable="w14 w15 w16se w16cid w16 w16cex w16sdtdh wp14">
+<w:footnotes xmlns:wpc="http://schemas.microsoft.com/office/word/2010/wordprocessingCanvas" xmlns:cx="http://schemas.microsoft.com/office/drawing/2014/chartex" xmlns:cx1="http://schemas.microsoft.com/office/drawing/2015/9/8/chartex" xmlns:cx2="http://schemas.microsoft.com/office/drawing/2015/10/21/chartex" xmlns:cx3="http://schemas.microsoft.com/office/drawing/2016/5/9/chartex" xmlns:cx4="http://schemas.microsoft.com/office/drawing/2016/5/10/chartex" xmlns:cx5="http://schemas.microsoft.com/office/drawing/2016/5/11/chartex" xmlns:cx6="http://schemas.microsoft.com/office/drawing/2016/5/12/chartex" xmlns:cx7="http://schemas.microsoft.com/office/drawing/2016/5/13/chartex" xmlns:cx8="http://schemas.microsoft.com/office/drawing/2016/5/14/chartex" xmlns:mc="http://schemas.openxmlformats.org/markup-compatibility/2006" xmlns:aink="http://schemas.microsoft.com/office/drawing/2016/ink" xmlns:am3d="http://schemas.microsoft.com/office/drawing/2017/model3d" xmlns:o="urn:schemas-microsoft-com:office:office" xmlns:oel="http://schemas.microsoft.com/office/2019/extlst" xmlns:r="http://schemas.openxmlformats.org/officeDocument/2006/relationships" xmlns:m="http://schemas.openxmlformats.org/officeDocument/2006/math" xmlns:v="urn:schemas-microsoft-com:vml" xmlns:wp14="http://schemas.microsoft.com/office/word/2010/wordprocessingDrawing" xmlns:wp="http://schemas.openxmlformats.org/drawingml/2006/wordprocessingDrawing" xmlns:w10="urn:schemas-microsoft-com:office:word" xmlns:w="http://schemas.openxmlformats.org/wordprocessingml/2006/main" xmlns:w14="http://schemas.microsoft.com/office/word/2010/wordml" xmlns:w15="http://schemas.microsoft.com/office/word/2012/wordml" xmlns:w16cex="http://schemas.microsoft.com/office/word/2018/wordml/cex" xmlns:w16cid="http://schemas.microsoft.com/office/word/2016/wordml/cid" xmlns:w16="http://schemas.microsoft.com/office/word/2018/wordml" xmlns:w16du="http://schemas.microsoft.com/office/word/2023/wordml/word16du" xmlns:w16sdtdh="http://schemas.microsoft.com/office/word/2020/wordml/sdtdatahash" xmlns:w16sdtfl="http://schemas.microsoft.com/office/word/2024/wordml/sdtformatlock" xmlns:w16se="http://schemas.microsoft.com/office/word/2015/wordml/symex" xmlns:wpg="http://schemas.microsoft.com/office/word/2010/wordprocessingGroup" xmlns:wpi="http://schemas.microsoft.com/office/word/2010/wordprocessingInk" xmlns:wne="http://schemas.microsoft.com/office/word/2006/wordml" xmlns:wps="http://schemas.microsoft.com/office/word/2010/wordprocessingShape" mc:Ignorable="w14 w15 w16se w16cid w16 w16cex w16sdtdh w16sdtfl w16du wp14">
   <w:footnote w:type="separator" w:id="-1">
     <w:p>
       <w:r>
@@ -818,7 +431,7 @@
 </file>
 
 <file path=word/styles.xml><?xml version="1.0" encoding="utf-8"?>
-<w:styles xmlns:mc="http://schemas.openxmlformats.org/markup-compatibility/2006" xmlns:r="http://schemas.openxmlformats.org/officeDocument/2006/relationships" xmlns:w="http://schemas.openxmlformats.org/wordprocessingml/2006/main" xmlns:w14="http://schemas.microsoft.com/office/word/2010/wordml" xmlns:w15="http://schemas.microsoft.com/office/word/2012/wordml" xmlns:w16cex="http://schemas.microsoft.com/office/word/2018/wordml/cex" xmlns:w16cid="http://schemas.microsoft.com/office/word/2016/wordml/cid" xmlns:w16="http://schemas.microsoft.com/office/word/2018/wordml" xmlns:w16sdtdh="http://schemas.microsoft.com/office/word/2020/wordml/sdtdatahash" xmlns:w16se="http://schemas.microsoft.com/office/word/2015/wordml/symex" mc:Ignorable="w14 w15 w16se w16cid w16 w16cex w16sdtdh">
+<w:styles xmlns:mc="http://schemas.openxmlformats.org/markup-compatibility/2006" xmlns:r="http://schemas.openxmlformats.org/officeDocument/2006/relationships" xmlns:w="http://schemas.openxmlformats.org/wordprocessingml/2006/main" xmlns:w14="http://schemas.microsoft.com/office/word/2010/wordml" xmlns:w15="http://schemas.microsoft.com/office/word/2012/wordml" xmlns:w16cex="http://schemas.microsoft.com/office/word/2018/wordml/cex" xmlns:w16cid="http://schemas.microsoft.com/office/word/2016/wordml/cid" xmlns:w16="http://schemas.microsoft.com/office/word/2018/wordml" xmlns:w16du="http://schemas.microsoft.com/office/word/2023/wordml/word16du" xmlns:w16sdtdh="http://schemas.microsoft.com/office/word/2020/wordml/sdtdatahash" xmlns:w16sdtfl="http://schemas.microsoft.com/office/word/2024/wordml/sdtformatlock" xmlns:w16se="http://schemas.microsoft.com/office/word/2015/wordml/symex" mc:Ignorable="w14 w15 w16se w16cid w16 w16cex w16sdtdh w16sdtfl w16du">
   <w:docDefaults>
     <w:rPrDefault>
       <w:rPr>
@@ -1220,7 +833,6 @@
   <w:style w:type="character" w:default="1" w:styleId="a0">
     <w:name w:val="Default Paragraph Font"/>
     <w:uiPriority w:val="1"/>
-    <w:semiHidden/>
     <w:unhideWhenUsed/>
   </w:style>
   <w:style w:type="table" w:default="1" w:styleId="a1">
@@ -1345,7 +957,7 @@
 </file>
 
 <file path=word/glossary/document.xml><?xml version="1.0" encoding="utf-8"?>
-<w:glossaryDocument xmlns:wpc="http://schemas.microsoft.com/office/word/2010/wordprocessingCanvas" xmlns:cx="http://schemas.microsoft.com/office/drawing/2014/chartex" xmlns:cx1="http://schemas.microsoft.com/office/drawing/2015/9/8/chartex" xmlns:cx2="http://schemas.microsoft.com/office/drawing/2015/10/21/chartex" xmlns:cx3="http://schemas.microsoft.com/office/drawing/2016/5/9/chartex" xmlns:cx4="http://schemas.microsoft.com/office/drawing/2016/5/10/chartex" xmlns:cx5="http://schemas.microsoft.com/office/drawing/2016/5/11/chartex" xmlns:cx6="http://schemas.microsoft.com/office/drawing/2016/5/12/chartex" xmlns:cx7="http://schemas.microsoft.com/office/drawing/2016/5/13/chartex" xmlns:cx8="http://schemas.microsoft.com/office/drawing/2016/5/14/chartex" xmlns:mc="http://schemas.openxmlformats.org/markup-compatibility/2006" xmlns:aink="http://schemas.microsoft.com/office/drawing/2016/ink" xmlns:am3d="http://schemas.microsoft.com/office/drawing/2017/model3d" xmlns:o="urn:schemas-microsoft-com:office:office" xmlns:oel="http://schemas.microsoft.com/office/2019/extlst" xmlns:r="http://schemas.openxmlformats.org/officeDocument/2006/relationships" xmlns:m="http://schemas.openxmlformats.org/officeDocument/2006/math" xmlns:v="urn:schemas-microsoft-com:vml" xmlns:wp14="http://schemas.microsoft.com/office/word/2010/wordprocessingDrawing" xmlns:wp="http://schemas.openxmlformats.org/drawingml/2006/wordprocessingDrawing" xmlns:w10="urn:schemas-microsoft-com:office:word" xmlns:w="http://schemas.openxmlformats.org/wordprocessingml/2006/main" xmlns:w14="http://schemas.microsoft.com/office/word/2010/wordml" xmlns:w15="http://schemas.microsoft.com/office/word/2012/wordml" xmlns:w16cex="http://schemas.microsoft.com/office/word/2018/wordml/cex" xmlns:w16cid="http://schemas.microsoft.com/office/word/2016/wordml/cid" xmlns:w16="http://schemas.microsoft.com/office/word/2018/wordml" xmlns:w16sdtdh="http://schemas.microsoft.com/office/word/2020/wordml/sdtdatahash" xmlns:w16se="http://schemas.microsoft.com/office/word/2015/wordml/symex" xmlns:wpg="http://schemas.microsoft.com/office/word/2010/wordprocessingGroup" xmlns:wpi="http://schemas.microsoft.com/office/word/2010/wordprocessingInk" xmlns:wne="http://schemas.microsoft.com/office/word/2006/wordml" xmlns:wps="http://schemas.microsoft.com/office/word/2010/wordprocessingShape" mc:Ignorable="w14 w15 w16se w16cid w16 w16cex w16sdtdh wp14">
+<w:glossaryDocument xmlns:wpc="http://schemas.microsoft.com/office/word/2010/wordprocessingCanvas" xmlns:cx="http://schemas.microsoft.com/office/drawing/2014/chartex" xmlns:cx1="http://schemas.microsoft.com/office/drawing/2015/9/8/chartex" xmlns:cx2="http://schemas.microsoft.com/office/drawing/2015/10/21/chartex" xmlns:cx3="http://schemas.microsoft.com/office/drawing/2016/5/9/chartex" xmlns:cx4="http://schemas.microsoft.com/office/drawing/2016/5/10/chartex" xmlns:cx5="http://schemas.microsoft.com/office/drawing/2016/5/11/chartex" xmlns:cx6="http://schemas.microsoft.com/office/drawing/2016/5/12/chartex" xmlns:cx7="http://schemas.microsoft.com/office/drawing/2016/5/13/chartex" xmlns:cx8="http://schemas.microsoft.com/office/drawing/2016/5/14/chartex" xmlns:mc="http://schemas.openxmlformats.org/markup-compatibility/2006" xmlns:aink="http://schemas.microsoft.com/office/drawing/2016/ink" xmlns:am3d="http://schemas.microsoft.com/office/drawing/2017/model3d" xmlns:o="urn:schemas-microsoft-com:office:office" xmlns:oel="http://schemas.microsoft.com/office/2019/extlst" xmlns:r="http://schemas.openxmlformats.org/officeDocument/2006/relationships" xmlns:m="http://schemas.openxmlformats.org/officeDocument/2006/math" xmlns:v="urn:schemas-microsoft-com:vml" xmlns:wp14="http://schemas.microsoft.com/office/word/2010/wordprocessingDrawing" xmlns:wp="http://schemas.openxmlformats.org/drawingml/2006/wordprocessingDrawing" xmlns:w10="urn:schemas-microsoft-com:office:word" xmlns:w="http://schemas.openxmlformats.org/wordprocessingml/2006/main" xmlns:w14="http://schemas.microsoft.com/office/word/2010/wordml" xmlns:w15="http://schemas.microsoft.com/office/word/2012/wordml" xmlns:w16cex="http://schemas.microsoft.com/office/word/2018/wordml/cex" xmlns:w16cid="http://schemas.microsoft.com/office/word/2016/wordml/cid" xmlns:w16="http://schemas.microsoft.com/office/word/2018/wordml" xmlns:w16du="http://schemas.microsoft.com/office/word/2023/wordml/word16du" xmlns:w16sdtdh="http://schemas.microsoft.com/office/word/2020/wordml/sdtdatahash" xmlns:w16sdtfl="http://schemas.microsoft.com/office/word/2024/wordml/sdtformatlock" xmlns:w16se="http://schemas.microsoft.com/office/word/2015/wordml/symex" xmlns:wpg="http://schemas.microsoft.com/office/word/2010/wordprocessingGroup" xmlns:wpi="http://schemas.microsoft.com/office/word/2010/wordprocessingInk" xmlns:wne="http://schemas.microsoft.com/office/word/2006/wordml" xmlns:wps="http://schemas.microsoft.com/office/word/2010/wordprocessingShape" mc:Ignorable="w14 w15 w16se w16cid w16 w16cex w16sdtdh w16sdtfl w16du wp14">
   <w:docParts>
     <w:docPart>
       <w:docPartPr>
@@ -1379,7 +991,7 @@
 </file>
 
 <file path=word/glossary/fontTable.xml><?xml version="1.0" encoding="utf-8"?>
-<w:fonts xmlns:mc="http://schemas.openxmlformats.org/markup-compatibility/2006" xmlns:r="http://schemas.openxmlformats.org/officeDocument/2006/relationships" xmlns:w="http://schemas.openxmlformats.org/wordprocessingml/2006/main" xmlns:w14="http://schemas.microsoft.com/office/word/2010/wordml" xmlns:w15="http://schemas.microsoft.com/office/word/2012/wordml" xmlns:w16cex="http://schemas.microsoft.com/office/word/2018/wordml/cex" xmlns:w16cid="http://schemas.microsoft.com/office/word/2016/wordml/cid" xmlns:w16="http://schemas.microsoft.com/office/word/2018/wordml" xmlns:w16sdtdh="http://schemas.microsoft.com/office/word/2020/wordml/sdtdatahash" xmlns:w16se="http://schemas.microsoft.com/office/word/2015/wordml/symex" mc:Ignorable="w14 w15 w16se w16cid w16 w16cex w16sdtdh">
+<w:fonts xmlns:mc="http://schemas.openxmlformats.org/markup-compatibility/2006" xmlns:r="http://schemas.openxmlformats.org/officeDocument/2006/relationships" xmlns:w="http://schemas.openxmlformats.org/wordprocessingml/2006/main" xmlns:w14="http://schemas.microsoft.com/office/word/2010/wordml" xmlns:w15="http://schemas.microsoft.com/office/word/2012/wordml" xmlns:w16cex="http://schemas.microsoft.com/office/word/2018/wordml/cex" xmlns:w16cid="http://schemas.microsoft.com/office/word/2016/wordml/cid" xmlns:w16="http://schemas.microsoft.com/office/word/2018/wordml" xmlns:w16du="http://schemas.microsoft.com/office/word/2023/wordml/word16du" xmlns:w16sdtdh="http://schemas.microsoft.com/office/word/2020/wordml/sdtdatahash" xmlns:w16sdtfl="http://schemas.microsoft.com/office/word/2024/wordml/sdtformatlock" xmlns:w16se="http://schemas.microsoft.com/office/word/2015/wordml/symex" mc:Ignorable="w14 w15 w16se w16cid w16 w16cex w16sdtdh w16sdtfl w16du">
   <w:font w:name="Century">
     <w:panose1 w:val="02040604050505020304"/>
     <w:charset w:val="00"/>
@@ -1435,7 +1047,7 @@
 </file>
 
 <file path=word/glossary/settings.xml><?xml version="1.0" encoding="utf-8"?>
-<w:settings xmlns:mc="http://schemas.openxmlformats.org/markup-compatibility/2006" xmlns:o="urn:schemas-microsoft-com:office:office" xmlns:r="http://schemas.openxmlformats.org/officeDocument/2006/relationships" xmlns:m="http://schemas.openxmlformats.org/officeDocument/2006/math" xmlns:v="urn:schemas-microsoft-com:vml" xmlns:w10="urn:schemas-microsoft-com:office:word" xmlns:w="http://schemas.openxmlformats.org/wordprocessingml/2006/main" xmlns:w14="http://schemas.microsoft.com/office/word/2010/wordml" xmlns:w15="http://schemas.microsoft.com/office/word/2012/wordml" xmlns:w16cex="http://schemas.microsoft.com/office/word/2018/wordml/cex" xmlns:w16cid="http://schemas.microsoft.com/office/word/2016/wordml/cid" xmlns:w16="http://schemas.microsoft.com/office/word/2018/wordml" xmlns:w16sdtdh="http://schemas.microsoft.com/office/word/2020/wordml/sdtdatahash" xmlns:w16se="http://schemas.microsoft.com/office/word/2015/wordml/symex" xmlns:sl="http://schemas.openxmlformats.org/schemaLibrary/2006/main" mc:Ignorable="w14 w15 w16se w16cid w16 w16cex w16sdtdh">
+<w:settings xmlns:mc="http://schemas.openxmlformats.org/markup-compatibility/2006" xmlns:o="urn:schemas-microsoft-com:office:office" xmlns:r="http://schemas.openxmlformats.org/officeDocument/2006/relationships" xmlns:m="http://schemas.openxmlformats.org/officeDocument/2006/math" xmlns:v="urn:schemas-microsoft-com:vml" xmlns:w10="urn:schemas-microsoft-com:office:word" xmlns:w="http://schemas.openxmlformats.org/wordprocessingml/2006/main" xmlns:w14="http://schemas.microsoft.com/office/word/2010/wordml" xmlns:w15="http://schemas.microsoft.com/office/word/2012/wordml" xmlns:w16cex="http://schemas.microsoft.com/office/word/2018/wordml/cex" xmlns:w16cid="http://schemas.microsoft.com/office/word/2016/wordml/cid" xmlns:w16="http://schemas.microsoft.com/office/word/2018/wordml" xmlns:w16du="http://schemas.microsoft.com/office/word/2023/wordml/word16du" xmlns:w16sdtdh="http://schemas.microsoft.com/office/word/2020/wordml/sdtdatahash" xmlns:w16sdtfl="http://schemas.microsoft.com/office/word/2024/wordml/sdtformatlock" xmlns:w16se="http://schemas.microsoft.com/office/word/2015/wordml/symex" xmlns:sl="http://schemas.openxmlformats.org/schemaLibrary/2006/main" mc:Ignorable="w14 w15 w16se w16cid w16 w16cex w16sdtdh w16sdtfl w16du">
   <w:view w:val="normal"/>
   <w:bordersDoNotSurroundHeader/>
   <w:bordersDoNotSurroundFooter/>
@@ -1460,7 +1072,9 @@
   </w:compat>
   <w:rsids>
     <w:rsidRoot w:val="00496F2F"/>
+    <w:rsid w:val="001A4F1C"/>
     <w:rsid w:val="001F5B9E"/>
+    <w:rsid w:val="00267113"/>
     <w:rsid w:val="00496F2F"/>
     <w:rsid w:val="004B0F05"/>
     <w:rsid w:val="00632B9A"/>
@@ -1468,6 +1082,8 @@
     <w:rsid w:val="007A2D97"/>
     <w:rsid w:val="009E06B0"/>
     <w:rsid w:val="00A943CF"/>
+    <w:rsid w:val="00D67F6C"/>
+    <w:rsid w:val="00EC326D"/>
     <w:rsid w:val="00FF0316"/>
   </w:rsids>
   <m:mathPr>
@@ -1492,7 +1108,7 @@
 </file>
 
 <file path=word/glossary/styles.xml><?xml version="1.0" encoding="utf-8"?>
-<w:styles xmlns:mc="http://schemas.openxmlformats.org/markup-compatibility/2006" xmlns:r="http://schemas.openxmlformats.org/officeDocument/2006/relationships" xmlns:w="http://schemas.openxmlformats.org/wordprocessingml/2006/main" xmlns:w14="http://schemas.microsoft.com/office/word/2010/wordml" xmlns:w15="http://schemas.microsoft.com/office/word/2012/wordml" xmlns:w16cex="http://schemas.microsoft.com/office/word/2018/wordml/cex" xmlns:w16cid="http://schemas.microsoft.com/office/word/2016/wordml/cid" xmlns:w16="http://schemas.microsoft.com/office/word/2018/wordml" xmlns:w16sdtdh="http://schemas.microsoft.com/office/word/2020/wordml/sdtdatahash" xmlns:w16se="http://schemas.microsoft.com/office/word/2015/wordml/symex" mc:Ignorable="w14 w15 w16se w16cid w16 w16cex w16sdtdh">
+<w:styles xmlns:mc="http://schemas.openxmlformats.org/markup-compatibility/2006" xmlns:r="http://schemas.openxmlformats.org/officeDocument/2006/relationships" xmlns:w="http://schemas.openxmlformats.org/wordprocessingml/2006/main" xmlns:w14="http://schemas.microsoft.com/office/word/2010/wordml" xmlns:w15="http://schemas.microsoft.com/office/word/2012/wordml" xmlns:w16cex="http://schemas.microsoft.com/office/word/2018/wordml/cex" xmlns:w16cid="http://schemas.microsoft.com/office/word/2016/wordml/cid" xmlns:w16="http://schemas.microsoft.com/office/word/2018/wordml" xmlns:w16du="http://schemas.microsoft.com/office/word/2023/wordml/word16du" xmlns:w16sdtdh="http://schemas.microsoft.com/office/word/2020/wordml/sdtdatahash" xmlns:w16sdtfl="http://schemas.microsoft.com/office/word/2024/wordml/sdtformatlock" xmlns:w16se="http://schemas.microsoft.com/office/word/2015/wordml/symex" mc:Ignorable="w14 w15 w16se w16cid w16 w16cex w16sdtdh w16sdtfl w16du">
   <w:docDefaults>
     <w:rPrDefault>
       <w:rPr>
@@ -1933,7 +1549,7 @@
 </file>
 
 <file path=word/glossary/webSettings.xml><?xml version="1.0" encoding="utf-8"?>
-<w:webSettings xmlns:mc="http://schemas.openxmlformats.org/markup-compatibility/2006" xmlns:r="http://schemas.openxmlformats.org/officeDocument/2006/relationships" xmlns:w="http://schemas.openxmlformats.org/wordprocessingml/2006/main" xmlns:w14="http://schemas.microsoft.com/office/word/2010/wordml" xmlns:w15="http://schemas.microsoft.com/office/word/2012/wordml" xmlns:w16cex="http://schemas.microsoft.com/office/word/2018/wordml/cex" xmlns:w16cid="http://schemas.microsoft.com/office/word/2016/wordml/cid" xmlns:w16="http://schemas.microsoft.com/office/word/2018/wordml" xmlns:w16sdtdh="http://schemas.microsoft.com/office/word/2020/wordml/sdtdatahash" xmlns:w16se="http://schemas.microsoft.com/office/word/2015/wordml/symex" mc:Ignorable="w14 w15 w16se w16cid w16 w16cex w16sdtdh">
+<w:webSettings xmlns:mc="http://schemas.openxmlformats.org/markup-compatibility/2006" xmlns:r="http://schemas.openxmlformats.org/officeDocument/2006/relationships" xmlns:w="http://schemas.openxmlformats.org/wordprocessingml/2006/main" xmlns:w14="http://schemas.microsoft.com/office/word/2010/wordml" xmlns:w15="http://schemas.microsoft.com/office/word/2012/wordml" xmlns:w16cex="http://schemas.microsoft.com/office/word/2018/wordml/cex" xmlns:w16cid="http://schemas.microsoft.com/office/word/2016/wordml/cid" xmlns:w16="http://schemas.microsoft.com/office/word/2018/wordml" xmlns:w16du="http://schemas.microsoft.com/office/word/2023/wordml/word16du" xmlns:w16sdtdh="http://schemas.microsoft.com/office/word/2020/wordml/sdtdatahash" xmlns:w16sdtfl="http://schemas.microsoft.com/office/word/2024/wordml/sdtformatlock" xmlns:w16se="http://schemas.microsoft.com/office/word/2015/wordml/symex" mc:Ignorable="w14 w15 w16se w16cid w16 w16cex w16sdtdh w16sdtfl w16du">
   <w:optimizeForBrowser/>
   <w:allowPNG/>
 </w:webSettings>
